--- a/07_SCI_TUST/Chapter05_討論/子節架構/子節架構.docx
+++ b/07_SCI_TUST/Chapter05_討論/子節架構/子節架構.docx
@@ -7,19 +7,9 @@
         <w:rPr>
           <w:rFonts w:ascii="Times New Roman" w:hAnsi="Times New Roman" w:eastAsia="標楷體"/>
           <w:b/>
-          <w:sz w:val="32"/>
+          <w:sz w:val="30"/>
         </w:rPr>
-        <w:t>討論——子節架構</w:t>
-      </w:r>
-    </w:p>
-    <w:p>
-      <w:r>
-        <w:rPr>
-          <w:rFonts w:ascii="Times New Roman" w:hAnsi="Times New Roman" w:eastAsia="標楷體"/>
-          <w:b/>
-          <w:sz w:val="24"/>
-        </w:rPr>
-        <w:t>5.1 雙向損傷回饋初探（佔位問句：忽略回饋會低估多少？）</w:t>
+        <w:t>討論 v2（3 節；佔位問句法）</w:t>
       </w:r>
     </w:p>
     <w:p>
@@ -30,19 +20,9 @@
         <w:rPr>
           <w:rFonts w:ascii="Times New Roman" w:hAnsi="Times New Roman" w:eastAsia="標楷體"/>
           <w:b w:val="0"/>
-          <w:sz w:val="22"/>
+          <w:sz w:val="23"/>
         </w:rPr>
-        <w:t>T5 方法一頁＋Fig13/14＋2.83×＋誠實定位（L0 待分解）</w:t>
-      </w:r>
-    </w:p>
-    <w:p>
-      <w:r>
-        <w:rPr>
-          <w:rFonts w:ascii="Times New Roman" w:hAnsi="Times New Roman" w:eastAsia="標楷體"/>
-          <w:b/>
-          <w:sz w:val="24"/>
-        </w:rPr>
-        <w:t>5.2 門檻與參數的物理意義（佔位問句：門檻是調出來的嗎？）</w:t>
+        <w:t>5.1 忽略襯砌損傷回饋會低估多少？（雙向 D→E 初探：方法一頁＋2.83×＋誠實定位）</w:t>
       </w:r>
     </w:p>
     <w:p>
@@ -53,19 +33,9 @@
         <w:rPr>
           <w:rFonts w:ascii="Times New Roman" w:hAnsi="Times New Roman" w:eastAsia="標楷體"/>
           <w:b w:val="0"/>
-          <w:sz w:val="22"/>
+          <w:sz w:val="23"/>
         </w:rPr>
-        <w:t>T 定準敏感度；f 縮尺；K0；解析解量級對照（Fahimifar 2009）</w:t>
-      </w:r>
-    </w:p>
-    <w:p>
-      <w:r>
-        <w:rPr>
-          <w:rFonts w:ascii="Times New Roman" w:hAnsi="Times New Roman" w:eastAsia="標楷體"/>
-          <w:b/>
-          <w:sz w:val="24"/>
-        </w:rPr>
-        <w:t>5.3 工程含義（佔位問句：監測水位能拿來做什麼？）</w:t>
+        <w:t>5.2 門檻是調出來的嗎？（T 定準敏感度、f 縮尺、K0；口委問題集中殲滅區）</w:t>
       </w:r>
     </w:p>
     <w:p>
@@ -76,31 +46,37 @@
         <w:rPr>
           <w:rFonts w:ascii="Times New Roman" w:hAnsi="Times New Roman" w:eastAsia="標楷體"/>
           <w:b w:val="0"/>
-          <w:sz w:val="22"/>
+          <w:sz w:val="23"/>
         </w:rPr>
-        <w:t>滯動泵概念圖（Fig15）；維養決策連結</w:t>
+        <w:t>5.3 監測水位能拿來做什麼？（滯動泵概念圖收尾；維養決策連結）</w:t>
       </w:r>
     </w:p>
     <w:p>
-      <w:pPr>
-        <w:spacing w:after="240"/>
-      </w:pPr>
       <w:r>
         <w:rPr>
           <w:rFonts w:ascii="Times New Roman" w:hAnsi="Times New Roman" w:eastAsia="標楷體"/>
-          <w:b/>
-          <w:color w:val="C00000"/>
-          <w:sz w:val="24"/>
+          <w:b w:val="0"/>
+          <w:sz w:val="23"/>
         </w:rPr>
-        <w:t>【⚖ 待裁決】</w:t>
+        <w:t>前作技巧：問句當佔位節名、成稿時改正式標題。</w:t>
       </w:r>
       <w:r>
         <w:rPr>
           <w:rFonts w:ascii="Times New Roman" w:hAnsi="Times New Roman" w:eastAsia="標楷體"/>
           <w:b w:val="0"/>
-          <w:sz w:val="24"/>
+          <w:sz w:val="23"/>
         </w:rPr>
-        <w:t>子節切法與順序？</w:t>
+        <w:t xml:space="preserve">　</w:t>
+      </w:r>
+      <w:r>
+        <w:rPr>
+          <w:rFonts w:ascii="Times New Roman" w:hAnsi="Times New Roman" w:eastAsia="標楷體"/>
+          <w:b w:val="0"/>
+          <w:color w:val="000000"/>
+          <w:sz w:val="21"/>
+          <w:highlight w:val="yellow"/>
+        </w:rPr>
+        <w:t>【重點：三問句=三個討論事項】</w:t>
       </w:r>
     </w:p>
     <w:sectPr>
